--- a/deliverables/windows-deployment-operations.docx
+++ b/deliverables/windows-deployment-operations.docx
@@ -595,7 +595,7 @@
           <w:rFonts w:ascii="Consolas" w:hAnsi="Consolas" w:eastAsia="Microsoft YaHei"/>
           <w:sz w:val="18"/>
         </w:rPr>
-        <w:t>Set-Location 'C:\报警管理系统\alert-management-system'</w:t>
+        <w:t>Set-Location 'C:\报警管理系统\alert-management-system-windows-x64'</w:t>
       </w:r>
     </w:p>
     <w:p>
@@ -726,11 +726,21 @@
       </w:pPr>
       <w:r>
         <w:rPr>
+          <w:rFonts w:ascii="Consolas" w:hAnsi="Consolas" w:eastAsia="Microsoft YaHei"/>
+          <w:b w:val="0"/>
+          <w:i w:val="0"/>
+          <w:color w:val="464646"/>
+          <w:sz w:val="19"/>
+        </w:rPr>
+        <w:t>samples</w:t>
+      </w:r>
+      <w:r>
+        <w:rPr>
           <w:rFonts w:ascii="Arial" w:hAnsi="Arial" w:eastAsia="Microsoft YaHei"/>
           <w:b w:val="0"/>
           <w:i w:val="0"/>
         </w:rPr>
-        <w:t>演示样例完整性。</w:t>
+        <w:t xml:space="preserve"> 目录存在且至少包含一个演示样例；具体样例在业务验收中实际读取。</w:t>
       </w:r>
     </w:p>
     <w:p>
@@ -2837,21 +2847,13 @@
     <w:p>
       <w:r>
         <w:rPr>
-          <w:rFonts w:ascii="Arial" w:hAnsi="Arial" w:eastAsia="Microsoft YaHei"/>
-          <w:b w:val="0"/>
-          <w:i w:val="0"/>
-        </w:rPr>
-        <w:t xml:space="preserve">完成后可手工删除当前解压目录。默认保留的恢复点也可复制到新安装的 </w:t>
-      </w:r>
-      <w:r>
-        <w:rPr>
           <w:rFonts w:ascii="Consolas" w:hAnsi="Consolas" w:eastAsia="Microsoft YaHei"/>
           <w:b w:val="0"/>
           <w:i w:val="0"/>
           <w:color w:val="464646"/>
           <w:sz w:val="19"/>
         </w:rPr>
-        <w:t>backups</w:t>
+        <w:t>cleanup-instance.ps1</w:t>
       </w:r>
       <w:r>
         <w:rPr>
@@ -2859,7 +2861,79 @@
           <w:b w:val="0"/>
           <w:i w:val="0"/>
         </w:rPr>
-        <w:t xml:space="preserve"> 目录，再运行状态检查和隔离恢复验证。</w:t>
+        <w:t xml:space="preserve"> 的“默认保留”只表示脚本不删除发布根内的 </w:t>
+      </w:r>
+      <w:r>
+        <w:rPr>
+          <w:rFonts w:ascii="Consolas" w:hAnsi="Consolas" w:eastAsia="Microsoft YaHei"/>
+          <w:b w:val="0"/>
+          <w:i w:val="0"/>
+          <w:color w:val="464646"/>
+          <w:sz w:val="19"/>
+        </w:rPr>
+        <w:t>backups</w:t>
+      </w:r>
+      <w:r>
+        <w:rPr>
+          <w:rFonts w:ascii="Arial" w:hAnsi="Arial" w:eastAsia="Microsoft YaHei"/>
+          <w:b w:val="0"/>
+          <w:i w:val="0"/>
+        </w:rPr>
+        <w:t xml:space="preserve">，不表示随后删除整个解压目录时备份仍会存在。如需保留恢复点，必须先把成对的 </w:t>
+      </w:r>
+      <w:r>
+        <w:rPr>
+          <w:rFonts w:ascii="Consolas" w:hAnsi="Consolas" w:eastAsia="Microsoft YaHei"/>
+          <w:b w:val="0"/>
+          <w:i w:val="0"/>
+          <w:color w:val="464646"/>
+          <w:sz w:val="19"/>
+        </w:rPr>
+        <w:t>.dump</w:t>
+      </w:r>
+      <w:r>
+        <w:rPr>
+          <w:rFonts w:ascii="Arial" w:hAnsi="Arial" w:eastAsia="Microsoft YaHei"/>
+          <w:b w:val="0"/>
+          <w:i w:val="0"/>
+        </w:rPr>
+        <w:t xml:space="preserve"> 与 </w:t>
+      </w:r>
+      <w:r>
+        <w:rPr>
+          <w:rFonts w:ascii="Consolas" w:hAnsi="Consolas" w:eastAsia="Microsoft YaHei"/>
+          <w:b w:val="0"/>
+          <w:i w:val="0"/>
+          <w:color w:val="464646"/>
+          <w:sz w:val="19"/>
+        </w:rPr>
+        <w:t>.dump.meta.json</w:t>
+      </w:r>
+      <w:r>
+        <w:rPr>
+          <w:rFonts w:ascii="Arial" w:hAnsi="Arial" w:eastAsia="Microsoft YaHei"/>
+          <w:b w:val="0"/>
+          <w:i w:val="0"/>
+        </w:rPr>
+        <w:t xml:space="preserve"> 复制到发布根之外的组织受控目录，并保留一份状态检查成功记录；将其放入新安装的 </w:t>
+      </w:r>
+      <w:r>
+        <w:rPr>
+          <w:rFonts w:ascii="Consolas" w:hAnsi="Consolas" w:eastAsia="Microsoft YaHei"/>
+          <w:b w:val="0"/>
+          <w:i w:val="0"/>
+          <w:color w:val="464646"/>
+          <w:sz w:val="19"/>
+        </w:rPr>
+        <w:t>backups</w:t>
+      </w:r>
+      <w:r>
+        <w:rPr>
+          <w:rFonts w:ascii="Arial" w:hAnsi="Arial" w:eastAsia="Microsoft YaHei"/>
+          <w:b w:val="0"/>
+          <w:i w:val="0"/>
+        </w:rPr>
+        <w:t xml:space="preserve"> 后还要重新运行状态检查和隔离恢复验证。确认外部副本有效后，才可手工删除当前精确解压目录。</w:t>
       </w:r>
     </w:p>
     <w:p>
@@ -3046,7 +3120,25 @@
                 <w:b w:val="0"/>
                 <w:i w:val="0"/>
               </w:rPr>
-              <w:t>删除本次不完整解压目录，重新取得并完整解压 ZIP。</w:t>
+              <w:t xml:space="preserve">若该目录从未成功启动且没有 </w:t>
+            </w:r>
+            <w:r>
+              <w:rPr>
+                <w:rFonts w:ascii="Consolas" w:hAnsi="Consolas" w:eastAsia="Microsoft YaHei"/>
+                <w:b w:val="0"/>
+                <w:i w:val="0"/>
+                <w:color w:val="464646"/>
+                <w:sz w:val="19"/>
+              </w:rPr>
+              <w:t>data\instance.json</w:t>
+            </w:r>
+            <w:r>
+              <w:rPr>
+                <w:rFonts w:ascii="Arial" w:hAnsi="Arial" w:eastAsia="Microsoft YaHei"/>
+                <w:b w:val="0"/>
+                <w:i w:val="0"/>
+              </w:rPr>
+              <w:t>、业务数据或恢复点，可删除本次不完整解压目录后重新取得 ZIP；否则先由部署人员保全数据和备份，再处理程序文件。</w:t>
             </w:r>
           </w:p>
         </w:tc>

--- a/deliverables/windows-deployment-operations.docx
+++ b/deliverables/windows-deployment-operations.docx
@@ -3545,7 +3545,25 @@
           <w:b w:val="0"/>
           <w:i w:val="0"/>
         </w:rPr>
-        <w:t>Docker 是次级交付方式，不属于 Windows 自包含原生包。以下命令要求在仓库源码根目录的 Bash 环境运行，并已安装 Docker Desktop 或 Docker Engine、Docker Compose、Bash 和 OpenSSL。</w:t>
+        <w:t xml:space="preserve">Docker 是次级交付方式，不属于 Windows 自包含原生包。以下命令要求在仓库源码根目录的 Bash 环境运行，并已安装 Docker Desktop 或 Docker Engine、Docker Compose 2.24.4 或更高版本、Bash 和 OpenSSL；该 Compose 最低版本用于支持 HTTPS 覆盖文件中的 </w:t>
+      </w:r>
+      <w:r>
+        <w:rPr>
+          <w:rFonts w:ascii="Consolas" w:hAnsi="Consolas" w:eastAsia="Microsoft YaHei"/>
+          <w:b w:val="0"/>
+          <w:i w:val="0"/>
+          <w:color w:val="464646"/>
+          <w:sz w:val="19"/>
+        </w:rPr>
+        <w:t>!override</w:t>
+      </w:r>
+      <w:r>
+        <w:rPr>
+          <w:rFonts w:ascii="Arial" w:hAnsi="Arial" w:eastAsia="Microsoft YaHei"/>
+          <w:b w:val="0"/>
+          <w:i w:val="0"/>
+        </w:rPr>
+        <w:t xml:space="preserve"> 合并语义。</w:t>
       </w:r>
     </w:p>
     <w:p>

--- a/deliverables/windows-deployment-operations.docx
+++ b/deliverables/windows-deployment-operations.docx
@@ -1300,29 +1300,13 @@
       </w:r>
     </w:p>
     <w:p>
-      <w:pPr>
-        <w:pStyle w:val="Heading2"/>
-      </w:pPr>
       <w:r>
         <w:rPr>
           <w:rFonts w:ascii="Arial" w:hAnsi="Arial" w:eastAsia="Microsoft YaHei"/>
           <w:b w:val="0"/>
           <w:i w:val="0"/>
         </w:rPr>
-        <w:t>7. 日常停止和重新启动</w:t>
-      </w:r>
-    </w:p>
-    <w:p>
-      <w:pPr>
-        <w:pStyle w:val="Heading3"/>
-      </w:pPr>
-      <w:r>
-        <w:rPr>
-          <w:rFonts w:ascii="Arial" w:hAnsi="Arial" w:eastAsia="Microsoft YaHei"/>
-          <w:b w:val="0"/>
-          <w:i w:val="0"/>
-        </w:rPr>
-        <w:t>7.1 停止并保留数据</w:t>
+        <w:t>首次启动会在当前实例生成加密监督模型与独立密钥：</w:t>
       </w:r>
     </w:p>
     <w:p>
@@ -1336,7 +1320,9 @@
           <w:rFonts w:ascii="Consolas" w:hAnsi="Consolas" w:eastAsia="Microsoft YaHei"/>
           <w:sz w:val="18"/>
         </w:rPr>
-        <w:t>powershell.exe -NoProfile -ExecutionPolicy Bypass -File scripts\stop.ps1</w:t>
+        <w:t>data\model\algorithm-model.enc</w:t>
+        <w:br/>
+        <w:t>data\secrets\algorithm-model-key.txt</w:t>
       </w:r>
     </w:p>
     <w:p>
@@ -1346,7 +1332,69 @@
           <w:b w:val="0"/>
           <w:i w:val="0"/>
         </w:rPr>
-        <w:t>成功输出：</w:t>
+        <w:t>模型使用 AES-256-GCM 认证加密。发布 ZIP 不包含模型或密钥；</w:t>
+      </w:r>
+      <w:r>
+        <w:rPr>
+          <w:rFonts w:ascii="Consolas" w:hAnsi="Consolas" w:eastAsia="Microsoft YaHei"/>
+          <w:b w:val="0"/>
+          <w:i w:val="0"/>
+          <w:color w:val="464646"/>
+          <w:sz w:val="19"/>
+        </w:rPr>
+        <w:t>preflight.ps1</w:t>
+      </w:r>
+      <w:r>
+        <w:rPr>
+          <w:rFonts w:ascii="Arial" w:hAnsi="Arial" w:eastAsia="Microsoft YaHei"/>
+          <w:b w:val="0"/>
+          <w:i w:val="0"/>
+        </w:rPr>
+        <w:t xml:space="preserve"> 会核验包内模型准备程序，</w:t>
+      </w:r>
+      <w:r>
+        <w:rPr>
+          <w:rFonts w:ascii="Consolas" w:hAnsi="Consolas" w:eastAsia="Microsoft YaHei"/>
+          <w:b w:val="0"/>
+          <w:i w:val="0"/>
+          <w:color w:val="464646"/>
+          <w:sz w:val="19"/>
+        </w:rPr>
+        <w:t>start.ps1</w:t>
+      </w:r>
+      <w:r>
+        <w:rPr>
+          <w:rFonts w:ascii="Arial" w:hAnsi="Arial" w:eastAsia="Microsoft YaHei"/>
+          <w:b w:val="0"/>
+          <w:i w:val="0"/>
+        </w:rPr>
+        <w:t xml:space="preserve"> 在空实例中生成上述两项文件并立即限制密钥 ACL。后续启动只把其精确路径传给算法进程；部分文件存在、密钥错误或密文被修改时启动失败，不会降级为明文模型。不要打开、移动、复制到日志或提交模型密钥，也不要用其他实例的同名文件替换。实例清理和备份按各自脚本的明确范围执行，业务数据库备份不等同于模型密钥托管。</w:t>
+      </w:r>
+    </w:p>
+    <w:p>
+      <w:pPr>
+        <w:pStyle w:val="Heading2"/>
+      </w:pPr>
+      <w:r>
+        <w:rPr>
+          <w:rFonts w:ascii="Arial" w:hAnsi="Arial" w:eastAsia="Microsoft YaHei"/>
+          <w:b w:val="0"/>
+          <w:i w:val="0"/>
+        </w:rPr>
+        <w:t>7. 日常停止和重新启动</w:t>
+      </w:r>
+    </w:p>
+    <w:p>
+      <w:pPr>
+        <w:pStyle w:val="Heading3"/>
+      </w:pPr>
+      <w:r>
+        <w:rPr>
+          <w:rFonts w:ascii="Arial" w:hAnsi="Arial" w:eastAsia="Microsoft YaHei"/>
+          <w:b w:val="0"/>
+          <w:i w:val="0"/>
+        </w:rPr>
+        <w:t>7.1 停止并保留数据</w:t>
       </w:r>
     </w:p>
     <w:p>
@@ -1360,7 +1408,7 @@
           <w:rFonts w:ascii="Consolas" w:hAnsi="Consolas" w:eastAsia="Microsoft YaHei"/>
           <w:sz w:val="18"/>
         </w:rPr>
-        <w:t>当前发布包服务已停止。</w:t>
+        <w:t>powershell.exe -NoProfile -ExecutionPolicy Bypass -File scripts\stop.ps1</w:t>
       </w:r>
     </w:p>
     <w:p>
@@ -1370,20 +1418,7 @@
           <w:b w:val="0"/>
           <w:i w:val="0"/>
         </w:rPr>
-        <w:t>脚本只停止 PID 记录、可执行路径、命令行、工作目录和当前发布根均匹配的进程。身份不一致时会拒绝误杀。</w:t>
-      </w:r>
-    </w:p>
-    <w:p>
-      <w:pPr>
-        <w:pStyle w:val="Heading3"/>
-      </w:pPr>
-      <w:r>
-        <w:rPr>
-          <w:rFonts w:ascii="Arial" w:hAnsi="Arial" w:eastAsia="Microsoft YaHei"/>
-          <w:b w:val="0"/>
-          <w:i w:val="0"/>
-        </w:rPr>
-        <w:t>7.2 重新启动</w:t>
+        <w:t>成功输出：</w:t>
       </w:r>
     </w:p>
     <w:p>
@@ -1397,7 +1432,7 @@
           <w:rFonts w:ascii="Consolas" w:hAnsi="Consolas" w:eastAsia="Microsoft YaHei"/>
           <w:sz w:val="18"/>
         </w:rPr>
-        <w:t>powershell.exe -NoProfile -ExecutionPolicy Bypass -File scripts\start.ps1</w:t>
+        <w:t>当前发布包服务已停止。</w:t>
       </w:r>
     </w:p>
     <w:p>
@@ -1407,30 +1442,7 @@
           <w:b w:val="0"/>
           <w:i w:val="0"/>
         </w:rPr>
-        <w:t>正常启停不会删除 PostgreSQL 数据、上传文件或恢复点。不要通过任务管理器结束部分组件后再假定系统已完整停止。</w:t>
-      </w:r>
-    </w:p>
-    <w:p>
-      <w:pPr>
-        <w:pStyle w:val="Heading2"/>
-      </w:pPr>
-      <w:r>
-        <w:rPr>
-          <w:rFonts w:ascii="Arial" w:hAnsi="Arial" w:eastAsia="Microsoft YaHei"/>
-          <w:b w:val="0"/>
-          <w:i w:val="0"/>
-        </w:rPr>
-        <w:t>8. 备份与完整性检查</w:t>
-      </w:r>
-    </w:p>
-    <w:p>
-      <w:r>
-        <w:rPr>
-          <w:rFonts w:ascii="Arial" w:hAnsi="Arial" w:eastAsia="Microsoft YaHei"/>
-          <w:b w:val="0"/>
-          <w:i w:val="0"/>
-        </w:rPr>
-        <w:t>所有备份命令从发布根目录运行。备份、恢复验证和实例清理共用实例维护锁；同一时刻只执行一个维护动作。</w:t>
+        <w:t>脚本只停止 PID 记录、可执行路径、命令行、工作目录和当前发布根均匹配的进程。身份不一致时会拒绝误杀。</w:t>
       </w:r>
     </w:p>
     <w:p>
@@ -1443,17 +1455,7 @@
           <w:b w:val="0"/>
           <w:i w:val="0"/>
         </w:rPr>
-        <w:t>8.1 创建手动恢复点</w:t>
-      </w:r>
-    </w:p>
-    <w:p>
-      <w:r>
-        <w:rPr>
-          <w:rFonts w:ascii="Arial" w:hAnsi="Arial" w:eastAsia="Microsoft YaHei"/>
-          <w:b w:val="0"/>
-          <w:i w:val="0"/>
-        </w:rPr>
-        <w:t>确保当前发布实例正在运行，然后执行：</w:t>
+        <w:t>7.2 重新启动</w:t>
       </w:r>
     </w:p>
     <w:p>
@@ -1467,7 +1469,7 @@
           <w:rFonts w:ascii="Consolas" w:hAnsi="Consolas" w:eastAsia="Microsoft YaHei"/>
           <w:sz w:val="18"/>
         </w:rPr>
-        <w:t>powershell.exe -NoProfile -ExecutionPolicy Bypass -File scripts\backup.ps1 -RetentionCount 14</w:t>
+        <w:t>powershell.exe -NoProfile -ExecutionPolicy Bypass -File scripts\start.ps1</w:t>
       </w:r>
     </w:p>
     <w:p>
@@ -1477,25 +1479,53 @@
           <w:b w:val="0"/>
           <w:i w:val="0"/>
         </w:rPr>
-        <w:t xml:space="preserve">成功后 </w:t>
-      </w:r>
-      <w:r>
-        <w:rPr>
-          <w:rFonts w:ascii="Consolas" w:hAnsi="Consolas" w:eastAsia="Microsoft YaHei"/>
-          <w:b w:val="0"/>
-          <w:i w:val="0"/>
-          <w:color w:val="464646"/>
-          <w:sz w:val="19"/>
-        </w:rPr>
-        <w:t>backups</w:t>
-      </w:r>
+        <w:t>正常启停不会删除 PostgreSQL 数据、上传文件或恢复点。不要通过任务管理器结束部分组件后再假定系统已完整停止。</w:t>
+      </w:r>
+    </w:p>
+    <w:p>
+      <w:pPr>
+        <w:pStyle w:val="Heading2"/>
+      </w:pPr>
       <w:r>
         <w:rPr>
           <w:rFonts w:ascii="Arial" w:hAnsi="Arial" w:eastAsia="Microsoft YaHei"/>
           <w:b w:val="0"/>
           <w:i w:val="0"/>
         </w:rPr>
-        <w:t xml:space="preserve"> 目录会增加：</w:t>
+        <w:t>8. 备份与完整性检查</w:t>
+      </w:r>
+    </w:p>
+    <w:p>
+      <w:r>
+        <w:rPr>
+          <w:rFonts w:ascii="Arial" w:hAnsi="Arial" w:eastAsia="Microsoft YaHei"/>
+          <w:b w:val="0"/>
+          <w:i w:val="0"/>
+        </w:rPr>
+        <w:t>所有备份命令从发布根目录运行。备份、恢复验证和实例清理共用实例维护锁；同一时刻只执行一个维护动作。</w:t>
+      </w:r>
+    </w:p>
+    <w:p>
+      <w:pPr>
+        <w:pStyle w:val="Heading3"/>
+      </w:pPr>
+      <w:r>
+        <w:rPr>
+          <w:rFonts w:ascii="Arial" w:hAnsi="Arial" w:eastAsia="Microsoft YaHei"/>
+          <w:b w:val="0"/>
+          <w:i w:val="0"/>
+        </w:rPr>
+        <w:t>8.1 创建手动恢复点</w:t>
+      </w:r>
+    </w:p>
+    <w:p>
+      <w:r>
+        <w:rPr>
+          <w:rFonts w:ascii="Arial" w:hAnsi="Arial" w:eastAsia="Microsoft YaHei"/>
+          <w:b w:val="0"/>
+          <w:i w:val="0"/>
+        </w:rPr>
+        <w:t>确保当前发布实例正在运行，然后执行：</w:t>
       </w:r>
     </w:p>
     <w:p>
@@ -1509,12 +1539,18 @@
           <w:rFonts w:ascii="Consolas" w:hAnsi="Consolas" w:eastAsia="Microsoft YaHei"/>
           <w:sz w:val="18"/>
         </w:rPr>
-        <w:t>&lt;恢复点&gt;.dump</w:t>
-        <w:br/>
-        <w:t>&lt;恢复点&gt;.dump.meta.json</w:t>
+        <w:t>powershell.exe -NoProfile -ExecutionPolicy Bypass -File scripts\backup.ps1 -RetentionCount 14</w:t>
       </w:r>
     </w:p>
     <w:p>
+      <w:r>
+        <w:rPr>
+          <w:rFonts w:ascii="Arial" w:hAnsi="Arial" w:eastAsia="Microsoft YaHei"/>
+          <w:b w:val="0"/>
+          <w:i w:val="0"/>
+        </w:rPr>
+        <w:t xml:space="preserve">成功后 </w:t>
+      </w:r>
       <w:r>
         <w:rPr>
           <w:rFonts w:ascii="Consolas" w:hAnsi="Consolas" w:eastAsia="Microsoft YaHei"/>
@@ -1523,7 +1559,7 @@
           <w:color w:val="464646"/>
           <w:sz w:val="19"/>
         </w:rPr>
-        <w:t>.dump</w:t>
+        <w:t>backups</w:t>
       </w:r>
       <w:r>
         <w:rPr>
@@ -1531,58 +1567,7 @@
           <w:b w:val="0"/>
           <w:i w:val="0"/>
         </w:rPr>
-        <w:t xml:space="preserve"> 是 PostgreSQL 自定义格式备份；元数据记录来源实例、来源提交、大小和 SHA-256。脚本先用包内 </w:t>
-      </w:r>
-      <w:r>
-        <w:rPr>
-          <w:rFonts w:ascii="Consolas" w:hAnsi="Consolas" w:eastAsia="Microsoft YaHei"/>
-          <w:b w:val="0"/>
-          <w:i w:val="0"/>
-          <w:color w:val="464646"/>
-          <w:sz w:val="19"/>
-        </w:rPr>
-        <w:t>pg_restore --list</w:t>
-      </w:r>
-      <w:r>
-        <w:rPr>
-          <w:rFonts w:ascii="Arial" w:hAnsi="Arial" w:eastAsia="Microsoft YaHei"/>
-          <w:b w:val="0"/>
-          <w:i w:val="0"/>
-        </w:rPr>
-        <w:t xml:space="preserve"> 验证，再原子命名，不覆盖同名文件。</w:t>
-      </w:r>
-    </w:p>
-    <w:p>
-      <w:r>
-        <w:rPr>
-          <w:rFonts w:ascii="Consolas" w:hAnsi="Consolas" w:eastAsia="Microsoft YaHei"/>
-          <w:b w:val="0"/>
-          <w:i w:val="0"/>
-          <w:color w:val="464646"/>
-          <w:sz w:val="19"/>
-        </w:rPr>
-        <w:t>RetentionCount</w:t>
-      </w:r>
-      <w:r>
-        <w:rPr>
-          <w:rFonts w:ascii="Arial" w:hAnsi="Arial" w:eastAsia="Microsoft YaHei"/>
-          <w:b w:val="0"/>
-          <w:i w:val="0"/>
-        </w:rPr>
-        <w:t xml:space="preserve"> 有效范围为 1–365，默认 14。自动保留策略只删除当前实例产生且哈希有效的过期恢复点；外来来源或损坏文件不会被自动删除。</w:t>
-      </w:r>
-    </w:p>
-    <w:p>
-      <w:pPr>
-        <w:pStyle w:val="Heading3"/>
-      </w:pPr>
-      <w:r>
-        <w:rPr>
-          <w:rFonts w:ascii="Arial" w:hAnsi="Arial" w:eastAsia="Microsoft YaHei"/>
-          <w:b w:val="0"/>
-          <w:i w:val="0"/>
-        </w:rPr>
-        <w:t>8.2 运行完整状态检查</w:t>
+        <w:t xml:space="preserve"> 目录会增加：</w:t>
       </w:r>
     </w:p>
     <w:p>
@@ -1596,27 +1581,80 @@
           <w:rFonts w:ascii="Consolas" w:hAnsi="Consolas" w:eastAsia="Microsoft YaHei"/>
           <w:sz w:val="18"/>
         </w:rPr>
-        <w:t>powershell.exe -NoProfile -ExecutionPolicy Bypass -File scripts\backup-status.ps1</w:t>
+        <w:t>&lt;恢复点&gt;.dump</w:t>
+        <w:br/>
+        <w:t>&lt;恢复点&gt;.dump.meta.json</w:t>
       </w:r>
     </w:p>
     <w:p>
+      <w:r>
+        <w:rPr>
+          <w:rFonts w:ascii="Consolas" w:hAnsi="Consolas" w:eastAsia="Microsoft YaHei"/>
+          <w:b w:val="0"/>
+          <w:i w:val="0"/>
+          <w:color w:val="464646"/>
+          <w:sz w:val="19"/>
+        </w:rPr>
+        <w:t>.dump</w:t>
+      </w:r>
       <w:r>
         <w:rPr>
           <w:rFonts w:ascii="Arial" w:hAnsi="Arial" w:eastAsia="Microsoft YaHei"/>
           <w:b w:val="0"/>
           <w:i w:val="0"/>
         </w:rPr>
-        <w:t>脚本会计算实际 SHA-256，并列出有效恢复点、总容量、最近成功时间和每个文件状态。退出非零或显示哈希失败时，不得把对应文件用于恢复验证。</w:t>
-      </w:r>
-    </w:p>
-    <w:p>
+        <w:t xml:space="preserve"> 是 PostgreSQL 自定义格式备份；元数据记录来源实例、来源提交、大小和 SHA-256。脚本先用包内 </w:t>
+      </w:r>
+      <w:r>
+        <w:rPr>
+          <w:rFonts w:ascii="Consolas" w:hAnsi="Consolas" w:eastAsia="Microsoft YaHei"/>
+          <w:b w:val="0"/>
+          <w:i w:val="0"/>
+          <w:color w:val="464646"/>
+          <w:sz w:val="19"/>
+        </w:rPr>
+        <w:t>pg_restore --list</w:t>
+      </w:r>
       <w:r>
         <w:rPr>
           <w:rFonts w:ascii="Arial" w:hAnsi="Arial" w:eastAsia="Microsoft YaHei"/>
           <w:b w:val="0"/>
           <w:i w:val="0"/>
         </w:rPr>
-        <w:t>需要机器可读结果时可运行：</w:t>
+        <w:t xml:space="preserve"> 验证，再原子命名，不覆盖同名文件。</w:t>
+      </w:r>
+    </w:p>
+    <w:p>
+      <w:r>
+        <w:rPr>
+          <w:rFonts w:ascii="Consolas" w:hAnsi="Consolas" w:eastAsia="Microsoft YaHei"/>
+          <w:b w:val="0"/>
+          <w:i w:val="0"/>
+          <w:color w:val="464646"/>
+          <w:sz w:val="19"/>
+        </w:rPr>
+        <w:t>RetentionCount</w:t>
+      </w:r>
+      <w:r>
+        <w:rPr>
+          <w:rFonts w:ascii="Arial" w:hAnsi="Arial" w:eastAsia="Microsoft YaHei"/>
+          <w:b w:val="0"/>
+          <w:i w:val="0"/>
+        </w:rPr>
+        <w:t xml:space="preserve"> 有效范围为 1–365，默认 14。自动保留策略只删除当前实例产生且哈希有效的过期恢复点；外来来源或损坏文件不会被自动删除。</w:t>
+      </w:r>
+    </w:p>
+    <w:p>
+      <w:pPr>
+        <w:pStyle w:val="Heading3"/>
+      </w:pPr>
+      <w:r>
+        <w:rPr>
+          <w:rFonts w:ascii="Arial" w:hAnsi="Arial" w:eastAsia="Microsoft YaHei"/>
+          <w:b w:val="0"/>
+          <w:i w:val="0"/>
+        </w:rPr>
+        <w:t>8.2 运行完整状态检查</w:t>
       </w:r>
     </w:p>
     <w:p>
@@ -1630,7 +1668,7 @@
           <w:rFonts w:ascii="Consolas" w:hAnsi="Consolas" w:eastAsia="Microsoft YaHei"/>
           <w:sz w:val="18"/>
         </w:rPr>
-        <w:t>powershell.exe -NoProfile -ExecutionPolicy Bypass -File scripts\backup-status.ps1 -Json</w:t>
+        <w:t>powershell.exe -NoProfile -ExecutionPolicy Bypass -File scripts\backup-status.ps1</w:t>
       </w:r>
     </w:p>
     <w:p>
@@ -1640,30 +1678,17 @@
           <w:b w:val="0"/>
           <w:i w:val="0"/>
         </w:rPr>
-        <w:t>网页“数据与备份”只读元数据和大小，不能代替本命令的完整哈希检查。</w:t>
+        <w:t>脚本会计算实际 SHA-256，并列出有效恢复点、总容量、最近成功时间和每个文件状态。退出非零或显示哈希失败时，不得把对应文件用于恢复验证。</w:t>
       </w:r>
     </w:p>
     <w:p>
-      <w:pPr>
-        <w:pStyle w:val="Heading3"/>
-      </w:pPr>
       <w:r>
         <w:rPr>
           <w:rFonts w:ascii="Arial" w:hAnsi="Arial" w:eastAsia="Microsoft YaHei"/>
           <w:b w:val="0"/>
           <w:i w:val="0"/>
         </w:rPr>
-        <w:t>8.3 配置每日备份</w:t>
-      </w:r>
-    </w:p>
-    <w:p>
-      <w:r>
-        <w:rPr>
-          <w:rFonts w:ascii="Arial" w:hAnsi="Arial" w:eastAsia="Microsoft YaHei"/>
-          <w:b w:val="0"/>
-          <w:i w:val="0"/>
-        </w:rPr>
-        <w:t>配置当前 Windows 用户每天 02:00 运行、保留 14 个恢复点：</w:t>
+        <w:t>需要机器可读结果时可运行：</w:t>
       </w:r>
     </w:p>
     <w:p>
@@ -1677,7 +1702,7 @@
           <w:rFonts w:ascii="Consolas" w:hAnsi="Consolas" w:eastAsia="Microsoft YaHei"/>
           <w:sz w:val="18"/>
         </w:rPr>
-        <w:t>powershell.exe -NoProfile -ExecutionPolicy Bypass -File scripts\backup-schedule.ps1 -Action Configure -DailyAt 02:00 -RetentionCount 14</w:t>
+        <w:t>powershell.exe -NoProfile -ExecutionPolicy Bypass -File scripts\backup-status.ps1 -Json</w:t>
       </w:r>
     </w:p>
     <w:p>
@@ -1687,7 +1712,30 @@
           <w:b w:val="0"/>
           <w:i w:val="0"/>
         </w:rPr>
-        <w:t>查看计划任务：</w:t>
+        <w:t>网页“数据与备份”只读元数据和大小，不能代替本命令的完整哈希检查。</w:t>
+      </w:r>
+    </w:p>
+    <w:p>
+      <w:pPr>
+        <w:pStyle w:val="Heading3"/>
+      </w:pPr>
+      <w:r>
+        <w:rPr>
+          <w:rFonts w:ascii="Arial" w:hAnsi="Arial" w:eastAsia="Microsoft YaHei"/>
+          <w:b w:val="0"/>
+          <w:i w:val="0"/>
+        </w:rPr>
+        <w:t>8.3 配置每日备份</w:t>
+      </w:r>
+    </w:p>
+    <w:p>
+      <w:r>
+        <w:rPr>
+          <w:rFonts w:ascii="Arial" w:hAnsi="Arial" w:eastAsia="Microsoft YaHei"/>
+          <w:b w:val="0"/>
+          <w:i w:val="0"/>
+        </w:rPr>
+        <w:t>配置当前 Windows 用户每天 02:00 运行、保留 14 个恢复点：</w:t>
       </w:r>
     </w:p>
     <w:p>
@@ -1701,7 +1749,7 @@
           <w:rFonts w:ascii="Consolas" w:hAnsi="Consolas" w:eastAsia="Microsoft YaHei"/>
           <w:sz w:val="18"/>
         </w:rPr>
-        <w:t>powershell.exe -NoProfile -ExecutionPolicy Bypass -File scripts\backup-schedule.ps1 -Action Status</w:t>
+        <w:t>powershell.exe -NoProfile -ExecutionPolicy Bypass -File scripts\backup-schedule.ps1 -Action Configure -DailyAt 02:00 -RetentionCount 14</w:t>
       </w:r>
     </w:p>
     <w:p>
@@ -1711,7 +1759,7 @@
           <w:b w:val="0"/>
           <w:i w:val="0"/>
         </w:rPr>
-        <w:t>移除计划任务：</w:t>
+        <w:t>查看计划任务：</w:t>
       </w:r>
     </w:p>
     <w:p>
@@ -1725,7 +1773,7 @@
           <w:rFonts w:ascii="Consolas" w:hAnsi="Consolas" w:eastAsia="Microsoft YaHei"/>
           <w:sz w:val="18"/>
         </w:rPr>
-        <w:t>powershell.exe -NoProfile -ExecutionPolicy Bypass -File scripts\backup-schedule.ps1 -Action Remove</w:t>
+        <w:t>powershell.exe -NoProfile -ExecutionPolicy Bypass -File scripts\backup-schedule.ps1 -Action Status</w:t>
       </w:r>
     </w:p>
     <w:p>
@@ -1735,25 +1783,7 @@
           <w:b w:val="0"/>
           <w:i w:val="0"/>
         </w:rPr>
-        <w:t xml:space="preserve">计划任务绑定当前 Windows 用户和当前 </w:t>
-      </w:r>
-      <w:r>
-        <w:rPr>
-          <w:rFonts w:ascii="Consolas" w:hAnsi="Consolas" w:eastAsia="Microsoft YaHei"/>
-          <w:b w:val="0"/>
-          <w:i w:val="0"/>
-          <w:color w:val="464646"/>
-          <w:sz w:val="19"/>
-        </w:rPr>
-        <w:t>instance_id</w:t>
-      </w:r>
-      <w:r>
-        <w:rPr>
-          <w:rFonts w:ascii="Arial" w:hAnsi="Arial" w:eastAsia="Microsoft YaHei"/>
-          <w:b w:val="0"/>
-          <w:i w:val="0"/>
-        </w:rPr>
-        <w:t>，只在当前用户登录且该发布实例正在运行时备份。失败记录写入：</w:t>
+        <w:t>移除计划任务：</w:t>
       </w:r>
     </w:p>
     <w:p>
@@ -1767,7 +1797,7 @@
           <w:rFonts w:ascii="Consolas" w:hAnsi="Consolas" w:eastAsia="Microsoft YaHei"/>
           <w:sz w:val="18"/>
         </w:rPr>
-        <w:t>logs\scheduled-backup.log</w:t>
+        <w:t>powershell.exe -NoProfile -ExecutionPolicy Bypass -File scripts\backup-schedule.ps1 -Action Remove</w:t>
       </w:r>
     </w:p>
     <w:p>
@@ -1777,53 +1807,7 @@
           <w:b w:val="0"/>
           <w:i w:val="0"/>
         </w:rPr>
-        <w:t>重新配置、移除和实例清理都只处理身份匹配的本实例任务。</w:t>
-      </w:r>
-    </w:p>
-    <w:p>
-      <w:pPr>
-        <w:pStyle w:val="Heading2"/>
-      </w:pPr>
-      <w:r>
-        <w:rPr>
-          <w:rFonts w:ascii="Arial" w:hAnsi="Arial" w:eastAsia="Microsoft YaHei"/>
-          <w:b w:val="0"/>
-          <w:i w:val="0"/>
-        </w:rPr>
-        <w:t>9. 隔离恢复验证</w:t>
-      </w:r>
-    </w:p>
-    <w:p>
-      <w:pPr>
-        <w:pStyle w:val="Heading3"/>
-      </w:pPr>
-      <w:r>
-        <w:rPr>
-          <w:rFonts w:ascii="Arial" w:hAnsi="Arial" w:eastAsia="Microsoft YaHei"/>
-          <w:b w:val="0"/>
-          <w:i w:val="0"/>
-        </w:rPr>
-        <w:t>9.1 边界</w:t>
-      </w:r>
-    </w:p>
-    <w:p>
-      <w:r>
-        <w:rPr>
-          <w:rFonts w:ascii="Arial" w:hAnsi="Arial" w:eastAsia="Microsoft YaHei"/>
-          <w:b w:val="0"/>
-          <w:i w:val="0"/>
-        </w:rPr>
-        <w:t>当前支持的入口用于证明恢复点能够恢复，不会覆盖当前业务数据库，也不会把隔离库切换为业务实例。网页没有覆盖恢复按钮。</w:t>
-      </w:r>
-    </w:p>
-    <w:p>
-      <w:r>
-        <w:rPr>
-          <w:rFonts w:ascii="Arial" w:hAnsi="Arial" w:eastAsia="Microsoft YaHei"/>
-          <w:b w:val="0"/>
-          <w:i w:val="0"/>
-        </w:rPr>
-        <w:t xml:space="preserve">脚本只接受当前发布根 </w:t>
+        <w:t xml:space="preserve">计划任务绑定当前 Windows 用户和当前 </w:t>
       </w:r>
       <w:r>
         <w:rPr>
@@ -1833,7 +1817,7 @@
           <w:color w:val="464646"/>
           <w:sz w:val="19"/>
         </w:rPr>
-        <w:t>backups</w:t>
+        <w:t>instance_id</w:t>
       </w:r>
       <w:r>
         <w:rPr>
@@ -1841,66 +1825,7 @@
           <w:b w:val="0"/>
           <w:i w:val="0"/>
         </w:rPr>
-        <w:t xml:space="preserve"> 目录中的普通 </w:t>
-      </w:r>
-      <w:r>
-        <w:rPr>
-          <w:rFonts w:ascii="Consolas" w:hAnsi="Consolas" w:eastAsia="Microsoft YaHei"/>
-          <w:b w:val="0"/>
-          <w:i w:val="0"/>
-          <w:color w:val="464646"/>
-          <w:sz w:val="19"/>
-        </w:rPr>
-        <w:t>.dump</w:t>
-      </w:r>
-      <w:r>
-        <w:rPr>
-          <w:rFonts w:ascii="Arial" w:hAnsi="Arial" w:eastAsia="Microsoft YaHei"/>
-          <w:b w:val="0"/>
-          <w:i w:val="0"/>
-        </w:rPr>
-        <w:t xml:space="preserve"> 文件。运行前先执行 </w:t>
-      </w:r>
-      <w:r>
-        <w:rPr>
-          <w:rFonts w:ascii="Consolas" w:hAnsi="Consolas" w:eastAsia="Microsoft YaHei"/>
-          <w:b w:val="0"/>
-          <w:i w:val="0"/>
-          <w:color w:val="464646"/>
-          <w:sz w:val="19"/>
-        </w:rPr>
-        <w:t>backup-status.ps1</w:t>
-      </w:r>
-      <w:r>
-        <w:rPr>
-          <w:rFonts w:ascii="Arial" w:hAnsi="Arial" w:eastAsia="Microsoft YaHei"/>
-          <w:b w:val="0"/>
-          <w:i w:val="0"/>
-        </w:rPr>
-        <w:t>，确认恢复点完整。</w:t>
-      </w:r>
-    </w:p>
-    <w:p>
-      <w:pPr>
-        <w:pStyle w:val="Heading3"/>
-      </w:pPr>
-      <w:r>
-        <w:rPr>
-          <w:rFonts w:ascii="Arial" w:hAnsi="Arial" w:eastAsia="Microsoft YaHei"/>
-          <w:b w:val="0"/>
-          <w:i w:val="0"/>
-        </w:rPr>
-        <w:t>9.2 执行</w:t>
-      </w:r>
-    </w:p>
-    <w:p>
-      <w:r>
-        <w:rPr>
-          <w:rFonts w:ascii="Arial" w:hAnsi="Arial" w:eastAsia="Microsoft YaHei"/>
-          <w:b w:val="0"/>
-          <w:i w:val="0"/>
-        </w:rPr>
-        <w:t>把文件名替换为状态检查列出的实际恢复点：</w:t>
+        <w:t>，只在当前用户登录且该发布实例正在运行时备份。失败记录写入：</w:t>
       </w:r>
     </w:p>
     <w:p>
@@ -1914,7 +1839,7 @@
           <w:rFonts w:ascii="Consolas" w:hAnsi="Consolas" w:eastAsia="Microsoft YaHei"/>
           <w:sz w:val="18"/>
         </w:rPr>
-        <w:t>powershell.exe -NoProfile -ExecutionPolicy Bypass -File scripts\restore-verify.ps1 -BackupPath backups\实际恢复点.dump</w:t>
+        <w:t>logs\scheduled-backup.log</w:t>
       </w:r>
     </w:p>
     <w:p>
@@ -1924,12 +1849,12 @@
           <w:b w:val="0"/>
           <w:i w:val="0"/>
         </w:rPr>
-        <w:t>脚本会：</w:t>
+        <w:t>重新配置、移除和实例清理都只处理身份匹配的本实例任务。</w:t>
       </w:r>
     </w:p>
     <w:p>
       <w:pPr>
-        <w:pStyle w:val="ListNumber"/>
+        <w:pStyle w:val="Heading2"/>
       </w:pPr>
       <w:r>
         <w:rPr>
@@ -1937,12 +1862,12 @@
           <w:b w:val="0"/>
           <w:i w:val="0"/>
         </w:rPr>
-        <w:t>核验恢复点和元数据；</w:t>
+        <w:t>9. 隔离恢复验证</w:t>
       </w:r>
     </w:p>
     <w:p>
       <w:pPr>
-        <w:pStyle w:val="ListNumber"/>
+        <w:pStyle w:val="Heading3"/>
       </w:pPr>
       <w:r>
         <w:rPr>
@@ -1950,20 +1875,27 @@
           <w:b w:val="0"/>
           <w:i w:val="0"/>
         </w:rPr>
-        <w:t>使用包内 PostgreSQL 在随机回环端口创建独立临时实例；</w:t>
+        <w:t>9.1 边界</w:t>
       </w:r>
     </w:p>
     <w:p>
-      <w:pPr>
-        <w:pStyle w:val="ListNumber"/>
-      </w:pPr>
       <w:r>
         <w:rPr>
           <w:rFonts w:ascii="Arial" w:hAnsi="Arial" w:eastAsia="Microsoft YaHei"/>
           <w:b w:val="0"/>
           <w:i w:val="0"/>
         </w:rPr>
-        <w:t xml:space="preserve">用 </w:t>
+        <w:t>当前支持的入口用于证明恢复点能够恢复，不会覆盖当前业务数据库，也不会把隔离库切换为业务实例。网页没有覆盖恢复按钮。</w:t>
+      </w:r>
+    </w:p>
+    <w:p>
+      <w:r>
+        <w:rPr>
+          <w:rFonts w:ascii="Arial" w:hAnsi="Arial" w:eastAsia="Microsoft YaHei"/>
+          <w:b w:val="0"/>
+          <w:i w:val="0"/>
+        </w:rPr>
+        <w:t xml:space="preserve">脚本只接受当前发布根 </w:t>
       </w:r>
       <w:r>
         <w:rPr>
@@ -1973,7 +1905,7 @@
           <w:color w:val="464646"/>
           <w:sz w:val="19"/>
         </w:rPr>
-        <w:t>pg_restore --exit-on-error</w:t>
+        <w:t>backups</w:t>
       </w:r>
       <w:r>
         <w:rPr>
@@ -1981,33 +1913,7 @@
           <w:b w:val="0"/>
           <w:i w:val="0"/>
         </w:rPr>
-        <w:t xml:space="preserve"> 恢复；</w:t>
-      </w:r>
-    </w:p>
-    <w:p>
-      <w:pPr>
-        <w:pStyle w:val="ListNumber"/>
-      </w:pPr>
-      <w:r>
-        <w:rPr>
-          <w:rFonts w:ascii="Arial" w:hAnsi="Arial" w:eastAsia="Microsoft YaHei"/>
-          <w:b w:val="0"/>
-          <w:i w:val="0"/>
-        </w:rPr>
-        <w:t>验证 Flyway、关键业务表和关键序列可查询；</w:t>
-      </w:r>
-    </w:p>
-    <w:p>
-      <w:pPr>
-        <w:pStyle w:val="ListNumber"/>
-      </w:pPr>
-      <w:r>
-        <w:rPr>
-          <w:rFonts w:ascii="Arial" w:hAnsi="Arial" w:eastAsia="Microsoft YaHei"/>
-          <w:b w:val="0"/>
-          <w:i w:val="0"/>
-        </w:rPr>
-        <w:t xml:space="preserve">把结果写入 </w:t>
+        <w:t xml:space="preserve"> 目录中的普通 </w:t>
       </w:r>
       <w:r>
         <w:rPr>
@@ -2017,7 +1923,7 @@
           <w:color w:val="464646"/>
           <w:sz w:val="19"/>
         </w:rPr>
-        <w:t>logs\restore-verification-*.json</w:t>
+        <w:t>.dump</w:t>
       </w:r>
       <w:r>
         <w:rPr>
@@ -2025,12 +1931,30 @@
           <w:b w:val="0"/>
           <w:i w:val="0"/>
         </w:rPr>
-        <w:t>；</w:t>
+        <w:t xml:space="preserve"> 文件。运行前先执行 </w:t>
+      </w:r>
+      <w:r>
+        <w:rPr>
+          <w:rFonts w:ascii="Consolas" w:hAnsi="Consolas" w:eastAsia="Microsoft YaHei"/>
+          <w:b w:val="0"/>
+          <w:i w:val="0"/>
+          <w:color w:val="464646"/>
+          <w:sz w:val="19"/>
+        </w:rPr>
+        <w:t>backup-status.ps1</w:t>
+      </w:r>
+      <w:r>
+        <w:rPr>
+          <w:rFonts w:ascii="Arial" w:hAnsi="Arial" w:eastAsia="Microsoft YaHei"/>
+          <w:b w:val="0"/>
+          <w:i w:val="0"/>
+        </w:rPr>
+        <w:t>，确认恢复点完整。</w:t>
       </w:r>
     </w:p>
     <w:p>
       <w:pPr>
-        <w:pStyle w:val="ListNumber"/>
+        <w:pStyle w:val="Heading3"/>
       </w:pPr>
       <w:r>
         <w:rPr>
@@ -2038,7 +1962,7 @@
           <w:b w:val="0"/>
           <w:i w:val="0"/>
         </w:rPr>
-        <w:t>停止并清理带本轮身份标记的临时实例。</w:t>
+        <w:t>9.2 执行</w:t>
       </w:r>
     </w:p>
     <w:p>
@@ -2048,7 +1972,7 @@
           <w:b w:val="0"/>
           <w:i w:val="0"/>
         </w:rPr>
-        <w:t>成功输出包含：</w:t>
+        <w:t>把文件名替换为状态检查列出的实际恢复点：</w:t>
       </w:r>
     </w:p>
     <w:p>
@@ -2062,7 +1986,7 @@
           <w:rFonts w:ascii="Consolas" w:hAnsi="Consolas" w:eastAsia="Microsoft YaHei"/>
           <w:sz w:val="18"/>
         </w:rPr>
-        <w:t>隔离恢复及关键业务表逐表对账通过</w:t>
+        <w:t>powershell.exe -NoProfile -ExecutionPolicy Bypass -File scripts\restore-verify.ps1 -BackupPath backups\实际恢复点.dump</w:t>
       </w:r>
     </w:p>
     <w:p>
@@ -2072,12 +1996,12 @@
           <w:b w:val="0"/>
           <w:i w:val="0"/>
         </w:rPr>
-        <w:t>该结果证明备份可在隔离目标恢复，不表示当前业务实例已被替换。若数据恢复事件要求切换或覆盖当前数据库，必须停止业务写入并由数据库责任人制定、评审和验证专门恢复方案；当前发布包没有可直接执行的覆盖恢复命令。</w:t>
+        <w:t>脚本会：</w:t>
       </w:r>
     </w:p>
     <w:p>
       <w:pPr>
-        <w:pStyle w:val="Heading2"/>
+        <w:pStyle w:val="ListNumber"/>
       </w:pPr>
       <w:r>
         <w:rPr>
@@ -2085,17 +2009,33 @@
           <w:b w:val="0"/>
           <w:i w:val="0"/>
         </w:rPr>
-        <w:t>10. 演示数据复位</w:t>
+        <w:t>核验恢复点和元数据；</w:t>
       </w:r>
     </w:p>
     <w:p>
+      <w:pPr>
+        <w:pStyle w:val="ListNumber"/>
+      </w:pPr>
       <w:r>
         <w:rPr>
           <w:rFonts w:ascii="Arial" w:hAnsi="Arial" w:eastAsia="Microsoft YaHei"/>
           <w:b w:val="0"/>
           <w:i w:val="0"/>
         </w:rPr>
-        <w:t xml:space="preserve">网页系统管理员可输入 </w:t>
+        <w:t>使用包内 PostgreSQL 在随机回环端口创建独立临时实例；</w:t>
+      </w:r>
+    </w:p>
+    <w:p>
+      <w:pPr>
+        <w:pStyle w:val="ListNumber"/>
+      </w:pPr>
+      <w:r>
+        <w:rPr>
+          <w:rFonts w:ascii="Arial" w:hAnsi="Arial" w:eastAsia="Microsoft YaHei"/>
+          <w:b w:val="0"/>
+          <w:i w:val="0"/>
+        </w:rPr>
+        <w:t xml:space="preserve">用 </w:t>
       </w:r>
       <w:r>
         <w:rPr>
@@ -2105,7 +2045,7 @@
           <w:color w:val="464646"/>
           <w:sz w:val="19"/>
         </w:rPr>
-        <w:t>RESET_DEMO</w:t>
+        <w:t>pg_restore --exit-on-error</w:t>
       </w:r>
       <w:r>
         <w:rPr>
@@ -2113,7 +2053,74 @@
           <w:b w:val="0"/>
           <w:i w:val="0"/>
         </w:rPr>
-        <w:t xml:space="preserve"> 执行复位。部署人员也可在系统运行、管理员已完成首次改密后执行：</w:t>
+        <w:t xml:space="preserve"> 恢复；</w:t>
+      </w:r>
+    </w:p>
+    <w:p>
+      <w:pPr>
+        <w:pStyle w:val="ListNumber"/>
+      </w:pPr>
+      <w:r>
+        <w:rPr>
+          <w:rFonts w:ascii="Arial" w:hAnsi="Arial" w:eastAsia="Microsoft YaHei"/>
+          <w:b w:val="0"/>
+          <w:i w:val="0"/>
+        </w:rPr>
+        <w:t>验证 Flyway、关键业务表和关键序列可查询；</w:t>
+      </w:r>
+    </w:p>
+    <w:p>
+      <w:pPr>
+        <w:pStyle w:val="ListNumber"/>
+      </w:pPr>
+      <w:r>
+        <w:rPr>
+          <w:rFonts w:ascii="Arial" w:hAnsi="Arial" w:eastAsia="Microsoft YaHei"/>
+          <w:b w:val="0"/>
+          <w:i w:val="0"/>
+        </w:rPr>
+        <w:t xml:space="preserve">把结果写入 </w:t>
+      </w:r>
+      <w:r>
+        <w:rPr>
+          <w:rFonts w:ascii="Consolas" w:hAnsi="Consolas" w:eastAsia="Microsoft YaHei"/>
+          <w:b w:val="0"/>
+          <w:i w:val="0"/>
+          <w:color w:val="464646"/>
+          <w:sz w:val="19"/>
+        </w:rPr>
+        <w:t>logs\restore-verification-*.json</w:t>
+      </w:r>
+      <w:r>
+        <w:rPr>
+          <w:rFonts w:ascii="Arial" w:hAnsi="Arial" w:eastAsia="Microsoft YaHei"/>
+          <w:b w:val="0"/>
+          <w:i w:val="0"/>
+        </w:rPr>
+        <w:t>；</w:t>
+      </w:r>
+    </w:p>
+    <w:p>
+      <w:pPr>
+        <w:pStyle w:val="ListNumber"/>
+      </w:pPr>
+      <w:r>
+        <w:rPr>
+          <w:rFonts w:ascii="Arial" w:hAnsi="Arial" w:eastAsia="Microsoft YaHei"/>
+          <w:b w:val="0"/>
+          <w:i w:val="0"/>
+        </w:rPr>
+        <w:t>停止并清理带本轮身份标记的临时实例。</w:t>
+      </w:r>
+    </w:p>
+    <w:p>
+      <w:r>
+        <w:rPr>
+          <w:rFonts w:ascii="Arial" w:hAnsi="Arial" w:eastAsia="Microsoft YaHei"/>
+          <w:b w:val="0"/>
+          <w:i w:val="0"/>
+        </w:rPr>
+        <w:t>成功输出包含：</w:t>
       </w:r>
     </w:p>
     <w:p>
@@ -2127,7 +2134,7 @@
           <w:rFonts w:ascii="Consolas" w:hAnsi="Consolas" w:eastAsia="Microsoft YaHei"/>
           <w:sz w:val="18"/>
         </w:rPr>
-        <w:t>powershell.exe -NoProfile -ExecutionPolicy Bypass -File scripts\reset-demo.ps1</w:t>
+        <w:t>隔离恢复及关键业务表逐表对账通过</w:t>
       </w:r>
     </w:p>
     <w:p>
@@ -2137,17 +2144,30 @@
           <w:b w:val="0"/>
           <w:i w:val="0"/>
         </w:rPr>
-        <w:t>脚本会要求输入精确确认文本和管理员凭据，只调用受保护的演示复位 API。它不会删除数据库目录、备份或样例。</w:t>
+        <w:t>该结果证明备份可在隔离目标恢复，不表示当前业务实例已被替换。若数据恢复事件要求切换或覆盖当前数据库，必须停止业务写入并由数据库责任人制定、评审和验证专门恢复方案；当前发布包没有可直接执行的覆盖恢复命令。</w:t>
       </w:r>
     </w:p>
     <w:p>
+      <w:pPr>
+        <w:pStyle w:val="Heading2"/>
+      </w:pPr>
       <w:r>
         <w:rPr>
           <w:rFonts w:ascii="Arial" w:hAnsi="Arial" w:eastAsia="Microsoft YaHei"/>
           <w:b w:val="0"/>
           <w:i w:val="0"/>
         </w:rPr>
-        <w:t xml:space="preserve">自动化参数 </w:t>
+        <w:t>10. 演示数据复位</w:t>
+      </w:r>
+    </w:p>
+    <w:p>
+      <w:r>
+        <w:rPr>
+          <w:rFonts w:ascii="Arial" w:hAnsi="Arial" w:eastAsia="Microsoft YaHei"/>
+          <w:b w:val="0"/>
+          <w:i w:val="0"/>
+        </w:rPr>
+        <w:t xml:space="preserve">网页系统管理员可输入 </w:t>
       </w:r>
       <w:r>
         <w:rPr>
@@ -2157,7 +2177,7 @@
           <w:color w:val="464646"/>
           <w:sz w:val="19"/>
         </w:rPr>
-        <w:t>-Force</w:t>
+        <w:t>RESET_DEMO</w:t>
       </w:r>
       <w:r>
         <w:rPr>
@@ -2165,7 +2185,41 @@
           <w:b w:val="0"/>
           <w:i w:val="0"/>
         </w:rPr>
-        <w:t xml:space="preserve"> 和 </w:t>
+        <w:t xml:space="preserve"> 执行复位。部署人员也可在系统运行、管理员已完成首次改密后执行：</w:t>
+      </w:r>
+    </w:p>
+    <w:p>
+      <w:pPr>
+        <w:spacing w:before="80" w:after="120"/>
+        <w:ind w:left="340" w:right="227"/>
+        <w:shd w:fill="F2F2F2"/>
+      </w:pPr>
+      <w:r>
+        <w:rPr>
+          <w:rFonts w:ascii="Consolas" w:hAnsi="Consolas" w:eastAsia="Microsoft YaHei"/>
+          <w:sz w:val="18"/>
+        </w:rPr>
+        <w:t>powershell.exe -NoProfile -ExecutionPolicy Bypass -File scripts\reset-demo.ps1</w:t>
+      </w:r>
+    </w:p>
+    <w:p>
+      <w:r>
+        <w:rPr>
+          <w:rFonts w:ascii="Arial" w:hAnsi="Arial" w:eastAsia="Microsoft YaHei"/>
+          <w:b w:val="0"/>
+          <w:i w:val="0"/>
+        </w:rPr>
+        <w:t>脚本会要求输入精确确认文本和管理员凭据，只调用受保护的演示复位 API。它不会删除数据库目录、备份或样例。</w:t>
+      </w:r>
+    </w:p>
+    <w:p>
+      <w:r>
+        <w:rPr>
+          <w:rFonts w:ascii="Arial" w:hAnsi="Arial" w:eastAsia="Microsoft YaHei"/>
+          <w:b w:val="0"/>
+          <w:i w:val="0"/>
+        </w:rPr>
+        <w:t xml:space="preserve">受控验收参数 </w:t>
       </w:r>
       <w:r>
         <w:rPr>
@@ -2175,7 +2229,7 @@
           <w:color w:val="464646"/>
           <w:sz w:val="19"/>
         </w:rPr>
-        <w:t>-PasswordFile</w:t>
+        <w:t>-Force</w:t>
       </w:r>
       <w:r>
         <w:rPr>
@@ -2183,7 +2237,25 @@
           <w:b w:val="0"/>
           <w:i w:val="0"/>
         </w:rPr>
-        <w:t xml:space="preserve"> 只供受控验收使用，不作为日常人工操作说明。</w:t>
+        <w:t xml:space="preserve"> 和 </w:t>
+      </w:r>
+      <w:r>
+        <w:rPr>
+          <w:rFonts w:ascii="Consolas" w:hAnsi="Consolas" w:eastAsia="Microsoft YaHei"/>
+          <w:b w:val="0"/>
+          <w:i w:val="0"/>
+          <w:color w:val="464646"/>
+          <w:sz w:val="19"/>
+        </w:rPr>
+        <w:t>-PasswordFile</w:t>
+      </w:r>
+      <w:r>
+        <w:rPr>
+          <w:rFonts w:ascii="Arial" w:hAnsi="Arial" w:eastAsia="Microsoft YaHei"/>
+          <w:b w:val="0"/>
+          <w:i w:val="0"/>
+        </w:rPr>
+        <w:t xml:space="preserve"> 只供发布检查使用，不作为日常人工操作说明。</w:t>
       </w:r>
     </w:p>
     <w:p>
@@ -4211,6 +4283,29 @@
       </w:rPr>
       <w:t>报警管理系统 · 文档日期 2026-08-27</w:t>
     </w:r>
+    <w:r>
+      <w:t xml:space="preserve"> · 第 </w:t>
+    </w:r>
+    <w:r>
+      <w:fldChar w:fldCharType="begin"/>
+      <w:instrText xml:space="preserve"> PAGE </w:instrText>
+      <w:fldChar w:fldCharType="separate"/>
+      <w:t>1</w:t>
+      <w:fldChar w:fldCharType="end"/>
+    </w:r>
+    <w:r>
+      <w:t xml:space="preserve"> / </w:t>
+    </w:r>
+    <w:r>
+      <w:fldChar w:fldCharType="begin"/>
+      <w:instrText xml:space="preserve"> NUMPAGES </w:instrText>
+      <w:fldChar w:fldCharType="separate"/>
+      <w:t>1</w:t>
+      <w:fldChar w:fldCharType="end"/>
+    </w:r>
+    <w:r>
+      <w:t xml:space="preserve"> 页</w:t>
+    </w:r>
   </w:p>
 </w:ftr>
 </file>

--- a/deliverables/windows-deployment-operations.docx
+++ b/deliverables/windows-deployment-operations.docx
@@ -335,6 +335,176 @@
           <w:i w:val="0"/>
         </w:rPr>
         <w:t>原生包不会修改系统信任库、防火墙、机器级环境变量，也不会复用电脑上已有的 PostgreSQL。</w:t>
+      </w:r>
+    </w:p>
+    <w:p>
+      <w:pPr>
+        <w:pStyle w:val="Heading3"/>
+      </w:pPr>
+      <w:r>
+        <w:rPr>
+          <w:rFonts w:ascii="Arial" w:hAnsi="Arial" w:eastAsia="Microsoft YaHei"/>
+          <w:b w:val="0"/>
+          <w:i w:val="0"/>
+        </w:rPr>
+        <w:t>2.1 第一次打开 PowerShell</w:t>
+      </w:r>
+    </w:p>
+    <w:p>
+      <w:r>
+        <w:rPr>
+          <w:rFonts w:ascii="Arial" w:hAnsi="Arial" w:eastAsia="Microsoft YaHei"/>
+          <w:b w:val="0"/>
+          <w:i w:val="0"/>
+        </w:rPr>
+        <w:t>本手册中的命令都在 PowerShell 中执行。办公室人员可按以下步骤打开：</w:t>
+      </w:r>
+    </w:p>
+    <w:p>
+      <w:pPr>
+        <w:pStyle w:val="ListNumber"/>
+      </w:pPr>
+      <w:r>
+        <w:rPr>
+          <w:rFonts w:ascii="Arial" w:hAnsi="Arial" w:eastAsia="Microsoft YaHei"/>
+          <w:b w:val="0"/>
+          <w:i w:val="0"/>
+        </w:rPr>
+        <w:t>点击屏幕底部的 Windows“开始”按钮，或按键盘上的 Windows 徽标键。</w:t>
+      </w:r>
+    </w:p>
+    <w:p>
+      <w:pPr>
+        <w:pStyle w:val="ListNumber"/>
+      </w:pPr>
+      <w:r>
+        <w:rPr>
+          <w:rFonts w:ascii="Arial" w:hAnsi="Arial" w:eastAsia="Microsoft YaHei"/>
+          <w:b w:val="0"/>
+          <w:i w:val="0"/>
+        </w:rPr>
+        <w:t xml:space="preserve">直接输入 </w:t>
+      </w:r>
+      <w:r>
+        <w:rPr>
+          <w:rFonts w:ascii="Consolas" w:hAnsi="Consolas" w:eastAsia="Microsoft YaHei"/>
+          <w:b w:val="0"/>
+          <w:i w:val="0"/>
+          <w:color w:val="464646"/>
+          <w:sz w:val="19"/>
+        </w:rPr>
+        <w:t>PowerShell</w:t>
+      </w:r>
+      <w:r>
+        <w:rPr>
+          <w:rFonts w:ascii="Arial" w:hAnsi="Arial" w:eastAsia="Microsoft YaHei"/>
+          <w:b w:val="0"/>
+          <w:i w:val="0"/>
+        </w:rPr>
+        <w:t>。</w:t>
+      </w:r>
+    </w:p>
+    <w:p>
+      <w:pPr>
+        <w:pStyle w:val="ListNumber"/>
+      </w:pPr>
+      <w:r>
+        <w:rPr>
+          <w:rFonts w:ascii="Arial" w:hAnsi="Arial" w:eastAsia="Microsoft YaHei"/>
+          <w:b w:val="0"/>
+          <w:i w:val="0"/>
+        </w:rPr>
+        <w:t>点击“Windows PowerShell”或“终端”。普通原生部署不需要选择“以管理员身份运行”。</w:t>
+      </w:r>
+    </w:p>
+    <w:p>
+      <w:pPr>
+        <w:pStyle w:val="ListNumber"/>
+      </w:pPr>
+      <w:r>
+        <w:rPr>
+          <w:rFonts w:ascii="Arial" w:hAnsi="Arial" w:eastAsia="Microsoft YaHei"/>
+          <w:b w:val="0"/>
+          <w:i w:val="0"/>
+        </w:rPr>
+        <w:t xml:space="preserve">看到以 </w:t>
+      </w:r>
+      <w:r>
+        <w:rPr>
+          <w:rFonts w:ascii="Consolas" w:hAnsi="Consolas" w:eastAsia="Microsoft YaHei"/>
+          <w:b w:val="0"/>
+          <w:i w:val="0"/>
+          <w:color w:val="464646"/>
+          <w:sz w:val="19"/>
+        </w:rPr>
+        <w:t>PS C:\</w:t>
+      </w:r>
+      <w:r>
+        <w:rPr>
+          <w:rFonts w:ascii="Arial" w:hAnsi="Arial" w:eastAsia="Microsoft YaHei"/>
+          <w:b w:val="0"/>
+          <w:i w:val="0"/>
+        </w:rPr>
+        <w:t xml:space="preserve"> 开头的窗口后再复制命令；每次只复制一个完整代码框，按 Enter 执行并等待结果。</w:t>
+      </w:r>
+    </w:p>
+    <w:p>
+      <w:pPr>
+        <w:pStyle w:val="ListNumber"/>
+      </w:pPr>
+      <w:r>
+        <w:rPr>
+          <w:rFonts w:ascii="Arial" w:hAnsi="Arial" w:eastAsia="Microsoft YaHei"/>
+          <w:b w:val="0"/>
+          <w:i w:val="0"/>
+        </w:rPr>
+        <w:t xml:space="preserve">粘贴可使用鼠标右键或 </w:t>
+      </w:r>
+      <w:r>
+        <w:rPr>
+          <w:rFonts w:ascii="Consolas" w:hAnsi="Consolas" w:eastAsia="Microsoft YaHei"/>
+          <w:b w:val="0"/>
+          <w:i w:val="0"/>
+          <w:color w:val="464646"/>
+          <w:sz w:val="19"/>
+        </w:rPr>
+        <w:t>Ctrl+V</w:t>
+      </w:r>
+      <w:r>
+        <w:rPr>
+          <w:rFonts w:ascii="Arial" w:hAnsi="Arial" w:eastAsia="Microsoft YaHei"/>
+          <w:b w:val="0"/>
+          <w:i w:val="0"/>
+        </w:rPr>
+        <w:t>。命令中的单引号、反斜杠和空格都要保留。</w:t>
+      </w:r>
+    </w:p>
+    <w:p>
+      <w:r>
+        <w:rPr>
+          <w:rFonts w:ascii="Arial" w:hAnsi="Arial" w:eastAsia="Microsoft YaHei"/>
+          <w:b w:val="0"/>
+          <w:i w:val="0"/>
+        </w:rPr>
+        <w:t xml:space="preserve">若窗口标题显示“命令提示符”且提示符不是 </w:t>
+      </w:r>
+      <w:r>
+        <w:rPr>
+          <w:rFonts w:ascii="Consolas" w:hAnsi="Consolas" w:eastAsia="Microsoft YaHei"/>
+          <w:b w:val="0"/>
+          <w:i w:val="0"/>
+          <w:color w:val="464646"/>
+          <w:sz w:val="19"/>
+        </w:rPr>
+        <w:t>PS</w:t>
+      </w:r>
+      <w:r>
+        <w:rPr>
+          <w:rFonts w:ascii="Arial" w:hAnsi="Arial" w:eastAsia="Microsoft YaHei"/>
+          <w:b w:val="0"/>
+          <w:i w:val="0"/>
+        </w:rPr>
+        <w:t>，请关闭后按上述步骤重新打开 PowerShell。不要把示例路径原样执行：先在文件资源管理器中找到实际 ZIP，按住 Shift 右键该文件选择“复制文件地址”，再替换代码框中的路径。文件资源管理器顶部的地址栏可用于确认安装目录。</w:t>
       </w:r>
     </w:p>
     <w:p>

--- a/deliverables/windows-deployment-operations.docx
+++ b/deliverables/windows-deployment-operations.docx
@@ -324,6 +324,16 @@
           <w:b w:val="0"/>
           <w:i w:val="0"/>
         </w:rPr>
+        <w:t>必须使用普通用户权限运行原生包。若 PowerShell 或承载终端的 VS Code 以管理员身份运行，包内 PostgreSQL 会拒绝启动；请完整关闭管理员窗口，再重新打开普通用户 PowerShell。</w:t>
+      </w:r>
+    </w:p>
+    <w:p>
+      <w:r>
+        <w:rPr>
+          <w:rFonts w:ascii="Arial" w:hAnsi="Arial" w:eastAsia="Microsoft YaHei"/>
+          <w:b w:val="0"/>
+          <w:i w:val="0"/>
+        </w:rPr>
         <w:t>不要把发布包解压到系统根目录、临时下载目录或会自动同步/清理的目录。推荐由组织确定一个长期固定目录。首次启动生成实例身份后，不要移动整个解压目录；路径和实例身份不一致时，启停、备份和清理会拒绝执行。</w:t>
       </w:r>
     </w:p>
@@ -505,6 +515,254 @@
           <w:i w:val="0"/>
         </w:rPr>
         <w:t>，请关闭后按上述步骤重新打开 PowerShell。不要把示例路径原样执行：先在文件资源管理器中找到实际 ZIP，按住 Shift 右键该文件选择“复制文件地址”，再替换代码框中的路径。文件资源管理器顶部的地址栏可用于确认安装目录。</w:t>
+      </w:r>
+    </w:p>
+    <w:p>
+      <w:pPr>
+        <w:pStyle w:val="Heading3"/>
+      </w:pPr>
+      <w:r>
+        <w:rPr>
+          <w:rFonts w:ascii="Arial" w:hAnsi="Arial" w:eastAsia="Microsoft YaHei"/>
+          <w:b w:val="0"/>
+          <w:i w:val="0"/>
+        </w:rPr>
+        <w:t>2.2 判断实际运行权限与 UAC</w:t>
+      </w:r>
+    </w:p>
+    <w:p>
+      <w:r>
+        <w:rPr>
+          <w:rFonts w:ascii="Arial" w:hAnsi="Arial" w:eastAsia="Microsoft YaHei"/>
+          <w:b w:val="0"/>
+          <w:i w:val="0"/>
+        </w:rPr>
+        <w:t>没有选择“以管理员身份运行”并不能单独证明 PowerShell 使用普通权限。PowerShell 会继承父进程权限：若 VS Code、Windows Terminal 或其他承载程序已经提升，内部终端仍是管理员权限。若当前账号属于本机 Administrators 组且 Windows UAC 被完全关闭，直接从开始菜单打开的 PowerShell 也会取得完整管理员令牌。包内 PostgreSQL 拒绝在这种令牌下启动。</w:t>
+      </w:r>
+    </w:p>
+    <w:p>
+      <w:r>
+        <w:rPr>
+          <w:rFonts w:ascii="Arial" w:hAnsi="Arial" w:eastAsia="Microsoft YaHei"/>
+          <w:b w:val="0"/>
+          <w:i w:val="0"/>
+        </w:rPr>
+        <w:t>在准备运行发布包的同一个 PowerShell 窗口执行：</w:t>
+      </w:r>
+    </w:p>
+    <w:p>
+      <w:pPr>
+        <w:spacing w:before="80" w:after="120"/>
+        <w:ind w:left="340" w:right="227"/>
+        <w:shd w:fill="F2F2F2"/>
+      </w:pPr>
+      <w:r>
+        <w:rPr>
+          <w:rFonts w:ascii="Consolas" w:hAnsi="Consolas" w:eastAsia="Microsoft YaHei"/>
+          <w:sz w:val="18"/>
+        </w:rPr>
+        <w:t>$identity = [Security.Principal.WindowsIdentity]::GetCurrent()</w:t>
+        <w:br/>
+        <w:t>$principal = [Security.Principal.WindowsPrincipal]::new($identity)</w:t>
+        <w:br/>
+        <w:t>$isAdministrator = $principal.IsInRole([Security.Principal.WindowsBuiltInRole]::Administrator)</w:t>
+        <w:br/>
+        <w:t>$enableLua = (Get-ItemProperty -LiteralPath 'HKLM:\SOFTWARE\Microsoft\Windows\CurrentVersion\Policies\System').EnableLUA</w:t>
+        <w:br/>
+        <w:t>[pscustomobject]@{ IsAdministrator = $isAdministrator; EnableLUA = $enableLua }</w:t>
+      </w:r>
+    </w:p>
+    <w:p>
+      <w:r>
+        <w:rPr>
+          <w:rFonts w:ascii="Arial" w:hAnsi="Arial" w:eastAsia="Microsoft YaHei"/>
+          <w:b w:val="0"/>
+          <w:i w:val="0"/>
+        </w:rPr>
+        <w:t>按结果处理：</w:t>
+      </w:r>
+    </w:p>
+    <w:p>
+      <w:pPr>
+        <w:pStyle w:val="ListBullet"/>
+      </w:pPr>
+      <w:r>
+        <w:rPr>
+          <w:rFonts w:ascii="Consolas" w:hAnsi="Consolas" w:eastAsia="Microsoft YaHei"/>
+          <w:b w:val="0"/>
+          <w:i w:val="0"/>
+          <w:color w:val="464646"/>
+          <w:sz w:val="19"/>
+        </w:rPr>
+        <w:t>IsAdministrator=False</w:t>
+      </w:r>
+      <w:r>
+        <w:rPr>
+          <w:rFonts w:ascii="Arial" w:hAnsi="Arial" w:eastAsia="Microsoft YaHei"/>
+          <w:b w:val="0"/>
+          <w:i w:val="0"/>
+        </w:rPr>
+        <w:t>：当前是普通权限，可以继续预检。</w:t>
+      </w:r>
+    </w:p>
+    <w:p>
+      <w:pPr>
+        <w:pStyle w:val="ListBullet"/>
+      </w:pPr>
+      <w:r>
+        <w:rPr>
+          <w:rFonts w:ascii="Consolas" w:hAnsi="Consolas" w:eastAsia="Microsoft YaHei"/>
+          <w:b w:val="0"/>
+          <w:i w:val="0"/>
+          <w:color w:val="464646"/>
+          <w:sz w:val="19"/>
+        </w:rPr>
+        <w:t>IsAdministrator=True</w:t>
+      </w:r>
+      <w:r>
+        <w:rPr>
+          <w:rFonts w:ascii="Arial" w:hAnsi="Arial" w:eastAsia="Microsoft YaHei"/>
+          <w:b w:val="0"/>
+          <w:i w:val="0"/>
+        </w:rPr>
+        <w:t xml:space="preserve"> 且 </w:t>
+      </w:r>
+      <w:r>
+        <w:rPr>
+          <w:rFonts w:ascii="Consolas" w:hAnsi="Consolas" w:eastAsia="Microsoft YaHei"/>
+          <w:b w:val="0"/>
+          <w:i w:val="0"/>
+          <w:color w:val="464646"/>
+          <w:sz w:val="19"/>
+        </w:rPr>
+        <w:t>EnableLUA=1</w:t>
+      </w:r>
+      <w:r>
+        <w:rPr>
+          <w:rFonts w:ascii="Arial" w:hAnsi="Arial" w:eastAsia="Microsoft YaHei"/>
+          <w:b w:val="0"/>
+          <w:i w:val="0"/>
+        </w:rPr>
+        <w:t>：关闭当前 PowerShell；若由 VS Code 或 Windows Terminal 承载，还要完整关闭其全部窗口，再从开始菜单以普通方式重新打开并复查。</w:t>
+      </w:r>
+    </w:p>
+    <w:p>
+      <w:pPr>
+        <w:pStyle w:val="ListBullet"/>
+      </w:pPr>
+      <w:r>
+        <w:rPr>
+          <w:rFonts w:ascii="Consolas" w:hAnsi="Consolas" w:eastAsia="Microsoft YaHei"/>
+          <w:b w:val="0"/>
+          <w:i w:val="0"/>
+          <w:color w:val="464646"/>
+          <w:sz w:val="19"/>
+        </w:rPr>
+        <w:t>IsAdministrator=True</w:t>
+      </w:r>
+      <w:r>
+        <w:rPr>
+          <w:rFonts w:ascii="Arial" w:hAnsi="Arial" w:eastAsia="Microsoft YaHei"/>
+          <w:b w:val="0"/>
+          <w:i w:val="0"/>
+        </w:rPr>
+        <w:t xml:space="preserve"> 且 </w:t>
+      </w:r>
+      <w:r>
+        <w:rPr>
+          <w:rFonts w:ascii="Consolas" w:hAnsi="Consolas" w:eastAsia="Microsoft YaHei"/>
+          <w:b w:val="0"/>
+          <w:i w:val="0"/>
+          <w:color w:val="464646"/>
+          <w:sz w:val="19"/>
+        </w:rPr>
+        <w:t>EnableLUA=0</w:t>
+      </w:r>
+      <w:r>
+        <w:rPr>
+          <w:rFonts w:ascii="Arial" w:hAnsi="Arial" w:eastAsia="Microsoft YaHei"/>
+          <w:b w:val="0"/>
+          <w:i w:val="0"/>
+        </w:rPr>
+        <w:t>：UAC 已被完全关闭。对于 Administrators 组账号，即使没有选择“以管理员身份运行”，进程仍可能取得完整管理员令牌。应由电脑管理员按组织策略重新启用 UAC 并重启 Windows，或改用不属于 Administrators 组的标准 Windows 用户运行本包。</w:t>
+      </w:r>
+    </w:p>
+    <w:p>
+      <w:r>
+        <w:rPr>
+          <w:rFonts w:ascii="Arial" w:hAnsi="Arial" w:eastAsia="Microsoft YaHei"/>
+          <w:b w:val="0"/>
+          <w:i w:val="0"/>
+        </w:rPr>
+        <w:t>经批准需要重新启用 UAC 时，电脑管理员可在管理员 PowerShell 中执行以下机器级修改，然后手工重启 Windows：</w:t>
+      </w:r>
+    </w:p>
+    <w:p>
+      <w:pPr>
+        <w:spacing w:before="80" w:after="120"/>
+        <w:ind w:left="340" w:right="227"/>
+        <w:shd w:fill="F2F2F2"/>
+      </w:pPr>
+      <w:r>
+        <w:rPr>
+          <w:rFonts w:ascii="Consolas" w:hAnsi="Consolas" w:eastAsia="Microsoft YaHei"/>
+          <w:sz w:val="18"/>
+        </w:rPr>
+        <w:t>Set-ItemProperty `</w:t>
+        <w:br/>
+        <w:t xml:space="preserve">  -LiteralPath 'HKLM:\SOFTWARE\Microsoft\Windows\CurrentVersion\Policies\System' `</w:t>
+        <w:br/>
+        <w:t xml:space="preserve">  -Name EnableLUA `</w:t>
+        <w:br/>
+        <w:t xml:space="preserve">  -Type DWord `</w:t>
+        <w:br/>
+        <w:t xml:space="preserve">  -Value 1</w:t>
+      </w:r>
+    </w:p>
+    <w:p>
+      <w:r>
+        <w:rPr>
+          <w:rFonts w:ascii="Arial" w:hAnsi="Arial" w:eastAsia="Microsoft YaHei"/>
+          <w:b w:val="0"/>
+          <w:i w:val="0"/>
+        </w:rPr>
+        <w:t xml:space="preserve">重启后必须在新的普通 PowerShell 中再次执行上述检查，确认 </w:t>
+      </w:r>
+      <w:r>
+        <w:rPr>
+          <w:rFonts w:ascii="Consolas" w:hAnsi="Consolas" w:eastAsia="Microsoft YaHei"/>
+          <w:b w:val="0"/>
+          <w:i w:val="0"/>
+          <w:color w:val="464646"/>
+          <w:sz w:val="19"/>
+        </w:rPr>
+        <w:t>IsAdministrator=False</w:t>
+      </w:r>
+      <w:r>
+        <w:rPr>
+          <w:rFonts w:ascii="Arial" w:hAnsi="Arial" w:eastAsia="Microsoft YaHei"/>
+          <w:b w:val="0"/>
+          <w:i w:val="0"/>
+        </w:rPr>
+        <w:t xml:space="preserve">，再运行本包。不要修改 </w:t>
+      </w:r>
+      <w:r>
+        <w:rPr>
+          <w:rFonts w:ascii="Consolas" w:hAnsi="Consolas" w:eastAsia="Microsoft YaHei"/>
+          <w:b w:val="0"/>
+          <w:i w:val="0"/>
+          <w:color w:val="464646"/>
+          <w:sz w:val="19"/>
+        </w:rPr>
+        <w:t>preflight.ps1</w:t>
+      </w:r>
+      <w:r>
+        <w:rPr>
+          <w:rFonts w:ascii="Arial" w:hAnsi="Arial" w:eastAsia="Microsoft YaHei"/>
+          <w:b w:val="0"/>
+          <w:i w:val="0"/>
+        </w:rPr>
+        <w:t xml:space="preserve"> 或 PostgreSQL 程序来绕过权限检查。</w:t>
       </w:r>
     </w:p>
     <w:p>
